--- a/tasks/slides/2026-06-05_konkor-am_case-2.docx
+++ b/tasks/slides/2026-06-05_konkor-am_case-2.docx
@@ -352,61 +352,25 @@
         <w:t xml:space="preserve"> </w:t>
       </w:r>
       <w:r>
-        <w:t xml:space="preserve">- Клопидогрел</w:t>
-      </w:r>
-      <w:r>
-        <w:t xml:space="preserve"> </w:t>
-      </w:r>
-      <w:r>
-        <w:rPr>
-          <w:rStyle w:val="VerbatimChar"/>
-        </w:rPr>
-        <w:t xml:space="preserve">[рек.: 75 мг]</w:t>
-      </w:r>
-      <w:r>
-        <w:t xml:space="preserve"> </w:t>
-      </w:r>
-      <w:r>
-        <w:t xml:space="preserve">- Дапаглифлозин</w:t>
-      </w:r>
-      <w:r>
-        <w:t xml:space="preserve"> </w:t>
-      </w:r>
-      <w:r>
-        <w:rPr>
-          <w:rStyle w:val="VerbatimChar"/>
-        </w:rPr>
-        <w:t xml:space="preserve">[рек.: 10 мг]</w:t>
-      </w:r>
-      <w:r>
-        <w:t xml:space="preserve"> </w:t>
-      </w:r>
-      <w:r>
-        <w:t xml:space="preserve">- Эплеренон</w:t>
-      </w:r>
-      <w:r>
-        <w:t xml:space="preserve"> </w:t>
-      </w:r>
-      <w:r>
-        <w:rPr>
-          <w:rStyle w:val="VerbatimChar"/>
-        </w:rPr>
-        <w:t xml:space="preserve">[рек.: 50 мг]</w:t>
-      </w:r>
-      <w:r>
-        <w:t xml:space="preserve"> </w:t>
-      </w:r>
-      <w:r>
-        <w:t xml:space="preserve">- Аторвастатин/эзетимиб</w:t>
-      </w:r>
-      <w:r>
-        <w:t xml:space="preserve"> </w:t>
-      </w:r>
-      <w:r>
-        <w:rPr>
-          <w:rStyle w:val="VerbatimChar"/>
-        </w:rPr>
-        <w:t xml:space="preserve">[рек.: 40/10 мг]</w:t>
+        <w:t xml:space="preserve">- Клопидогрел 75 мг</w:t>
+      </w:r>
+      <w:r>
+        <w:t xml:space="preserve"> </w:t>
+      </w:r>
+      <w:r>
+        <w:t xml:space="preserve">- Дапаглифлозин 10 мг</w:t>
+      </w:r>
+      <w:r>
+        <w:t xml:space="preserve"> </w:t>
+      </w:r>
+      <w:r>
+        <w:t xml:space="preserve">- Эплеренон 50 мг</w:t>
+      </w:r>
+      <w:r>
+        <w:t xml:space="preserve"> </w:t>
+      </w:r>
+      <w:r>
+        <w:t xml:space="preserve">- Аторвастатин/эзетимиб 40/10 мг</w:t>
       </w:r>
       <w:r>
         <w:t xml:space="preserve"> </w:t>
@@ -737,7 +701,7 @@
         <w:t xml:space="preserve"> </w:t>
       </w:r>
       <w:r>
-        <w:t xml:space="preserve">&gt; Гипертоническая болезнь III стадии. Целевой уровень АД не достигнут. Риск 4 (очень высокий).</w:t>
+        <w:t xml:space="preserve">&gt; Гипертоническая болезнь III стадии. Целевой уровень АД (&lt;130/80 мм рт.ст. при риске 4) не достигнут. Риск 4 (очень высокий).</w:t>
       </w:r>
       <w:r>
         <w:t xml:space="preserve"> </w:t>
@@ -790,58 +754,7 @@
         <w:t xml:space="preserve"> </w:t>
       </w:r>
       <w:r>
-        <w:t xml:space="preserve">рамиприл 10 мг, клопидогрел 75 мг</w:t>
-      </w:r>
-      <w:r>
-        <w:t xml:space="preserve"> </w:t>
-      </w:r>
-      <w:r>
-        <w:rPr>
-          <w:rStyle w:val="VerbatimChar"/>
-        </w:rPr>
-        <w:t xml:space="preserve">[рек.]</w:t>
-      </w:r>
-      <w:r>
-        <w:t xml:space="preserve">, дапаглифлозин 10 мг</w:t>
-      </w:r>
-      <w:r>
-        <w:t xml:space="preserve"> </w:t>
-      </w:r>
-      <w:r>
-        <w:rPr>
-          <w:rStyle w:val="VerbatimChar"/>
-        </w:rPr>
-        <w:t xml:space="preserve">[рек.]</w:t>
-      </w:r>
-      <w:r>
-        <w:t xml:space="preserve"> </w:t>
-      </w:r>
-      <w:r>
-        <w:t xml:space="preserve">(disease-modifying при ХСНсФВ — класс IА по КР ХСН-2024), эплеренон 50 мг</w:t>
-      </w:r>
-      <w:r>
-        <w:t xml:space="preserve"> </w:t>
-      </w:r>
-      <w:r>
-        <w:rPr>
-          <w:rStyle w:val="VerbatimChar"/>
-        </w:rPr>
-        <w:t xml:space="preserve">[рек.]</w:t>
-      </w:r>
-      <w:r>
-        <w:t xml:space="preserve">, аторвастатин/эзетимиб 40/10 мг</w:t>
-      </w:r>
-      <w:r>
-        <w:t xml:space="preserve"> </w:t>
-      </w:r>
-      <w:r>
-        <w:rPr>
-          <w:rStyle w:val="VerbatimChar"/>
-        </w:rPr>
-        <w:t xml:space="preserve">[рек.]</w:t>
-      </w:r>
-      <w:r>
-        <w:t xml:space="preserve">, метформин 2000 мг.</w:t>
+        <w:t xml:space="preserve">рамиприл 10 мг, клопидогрел 75 мг, дапаглифлозин 10 мг (disease-modifying при ХСНсФВ — класс IА по КР ХСН-2024), эплеренон 50 мг, аторвастатин/эзетимиб 40/10 мг, метформин 2000 мг.</w:t>
       </w:r>
     </w:p>
     <w:tbl>
@@ -1298,7 +1211,7 @@
         <w:t xml:space="preserve"> </w:t>
       </w:r>
       <w:r>
-        <w:t xml:space="preserve">- Целевая ЧСС при стабильной стенокардии достигнута (55–60 уд/мин, КР МЗ РФ Стабильная ИБС-2024).</w:t>
+        <w:t xml:space="preserve">- Целевая ЧСС при стабильной стенокардии достигнута (55–60 уд/мин по КР МЗ РФ Стабильная ИБС-2024; при сопутствующей ХСНсФВ ориентир 60–70, но при наличии стенокардии приоритет — более низкий диапазон для антиангинального эффекта).</w:t>
       </w:r>
       <w:r>
         <w:t xml:space="preserve"> </w:t>

--- a/tasks/slides/2026-06-05_konkor-am_case-2.docx
+++ b/tasks/slides/2026-06-05_konkor-am_case-2.docx
@@ -98,7 +98,7 @@
         <w:pStyle w:val="BlockText"/>
       </w:pPr>
       <w:r>
-        <w:t xml:space="preserve">Версия 1.1 — после verification pass (V1–V11) и совета (commit 60e2d88, артефакты</w:t>
+        <w:t xml:space="preserve">Версия 1.3 (финальная) — после двух итераций совета (артефакты в репо:</w:t>
       </w:r>
       <w:r>
         <w:t xml:space="preserve"> </w:t>
@@ -122,33 +122,10 @@
         <w:rPr>
           <w:rStyle w:val="VerbatimChar"/>
         </w:rPr>
-        <w:t xml:space="preserve">council-transcript-2026-06-05_063606.md</w:t>
-      </w:r>
-      <w:r>
-        <w:t xml:space="preserve">). Применены решения пользователя по 6 из 7 рекомендаций.</w:t>
-      </w:r>
-    </w:p>
-    <w:p>
-      <w:pPr>
-        <w:pStyle w:val="BlockText"/>
-      </w:pPr>
-      <w:r>
-        <w:t xml:space="preserve">Поля</w:t>
-      </w:r>
-      <w:r>
-        <w:t xml:space="preserve"> </w:t>
-      </w:r>
-      <w:r>
-        <w:rPr>
-          <w:rStyle w:val="VerbatimChar"/>
-        </w:rPr>
-        <w:t xml:space="preserve">[рек.]</w:t>
-      </w:r>
-      <w:r>
-        <w:t xml:space="preserve"> </w:t>
-      </w:r>
-      <w:r>
-        <w:t xml:space="preserve">— placeholder’ы из скелета Claude.ai; подлежат сверке с реальными слайдами 1/2/4 до финализации.</w:t>
+        <w:t xml:space="preserve">council-report-2026-06-05_071008.html</w:t>
+      </w:r>
+      <w:r>
+        <w:t xml:space="preserve">) и применения 8 из 9 рекомендаций. Placeholder’ы раскрыты по решениям пользователя.</w:t>
       </w:r>
     </w:p>
     <w:p>
@@ -176,29 +153,7 @@
           <w:bCs/>
           <w:b/>
         </w:rPr>
-        <w:t xml:space="preserve">Пациент</w:t>
-      </w:r>
-      <w:r>
-        <w:rPr>
-          <w:bCs/>
-          <w:b/>
-        </w:rPr>
-        <w:t xml:space="preserve"> </w:t>
-      </w:r>
-      <w:r>
-        <w:rPr>
-          <w:rStyle w:val="VerbatimChar"/>
-          <w:bCs/>
-          <w:b/>
-        </w:rPr>
-        <w:t xml:space="preserve">[инициалы — рек.]</w:t>
-      </w:r>
-      <w:r>
-        <w:rPr>
-          <w:bCs/>
-          <w:b/>
-        </w:rPr>
-        <w:t xml:space="preserve">, мужчина, 58 лет.</w:t>
+        <w:t xml:space="preserve">Пациент, мужчина, 58 лет.</w:t>
       </w:r>
     </w:p>
     <w:p>
@@ -257,16 +212,23 @@
         <w:t xml:space="preserve"> </w:t>
       </w:r>
       <w:r>
-        <w:t xml:space="preserve">- АГ ~5 лет.</w:t>
-      </w:r>
-      <w:r>
-        <w:t xml:space="preserve"> </w:t>
-      </w:r>
-      <w:r>
-        <w:rPr>
-          <w:rStyle w:val="VerbatimChar"/>
-        </w:rPr>
-        <w:t xml:space="preserve">[рек.: макс./текущее АД до обращения]</w:t>
+        <w:t xml:space="preserve">- АГ ~5 лет; систематического самоконтроля АД до текущего обращения пациент не проводил.</w:t>
+      </w:r>
+      <w:r>
+        <w:t xml:space="preserve"> </w:t>
+      </w:r>
+      <w:r>
+        <w:t xml:space="preserve">- 2023 — Q-позитивный нижний инфаркт миокарда; ЧКВ со стентированием</w:t>
+      </w:r>
+      <w:r>
+        <w:t xml:space="preserve"> </w:t>
+      </w:r>
+      <w:r>
+        <w:rPr>
+          <w:bCs/>
+          <w:b/>
+        </w:rPr>
+        <w:t xml:space="preserve">ПКА</w:t>
       </w:r>
       <w:r>
         <w:t xml:space="preserve">.</w:t>
@@ -275,25 +237,6 @@
         <w:t xml:space="preserve"> </w:t>
       </w:r>
       <w:r>
-        <w:t xml:space="preserve">- 2023 — Q-позитивный нижний инфаркт миокарда; ЧКВ со стентированием</w:t>
-      </w:r>
-      <w:r>
-        <w:t xml:space="preserve"> </w:t>
-      </w:r>
-      <w:r>
-        <w:rPr>
-          <w:bCs/>
-          <w:b/>
-        </w:rPr>
-        <w:t xml:space="preserve">ПКА</w:t>
-      </w:r>
-      <w:r>
-        <w:t xml:space="preserve">.</w:t>
-      </w:r>
-      <w:r>
-        <w:t xml:space="preserve"> </w:t>
-      </w:r>
-      <w:r>
         <w:t xml:space="preserve">-</w:t>
       </w:r>
       <w:r>
@@ -310,19 +253,7 @@
         <w:t xml:space="preserve"> </w:t>
       </w:r>
       <w:r>
-        <w:t xml:space="preserve">- СД2</w:t>
-      </w:r>
-      <w:r>
-        <w:t xml:space="preserve"> </w:t>
-      </w:r>
-      <w:r>
-        <w:rPr>
-          <w:rStyle w:val="VerbatimChar"/>
-        </w:rPr>
-        <w:t xml:space="preserve">[рек.: длительность]</w:t>
-      </w:r>
-      <w:r>
-        <w:t xml:space="preserve">, компенсирован на комбинированной терапии.</w:t>
+        <w:t xml:space="preserve">- Сахарный диабет 2 типа — 15 лет, компенсирован на комбинированной сахароснижающей терапии.</w:t>
       </w:r>
     </w:p>
     <w:p>
@@ -394,43 +325,7 @@
         <w:t xml:space="preserve"> </w:t>
       </w:r>
       <w:r>
-        <w:t xml:space="preserve">профессия</w:t>
-      </w:r>
-      <w:r>
-        <w:t xml:space="preserve"> </w:t>
-      </w:r>
-      <w:r>
-        <w:rPr>
-          <w:rStyle w:val="VerbatimChar"/>
-        </w:rPr>
-        <w:t xml:space="preserve">[рек.]</w:t>
-      </w:r>
-      <w:r>
-        <w:t xml:space="preserve">; курение</w:t>
-      </w:r>
-      <w:r>
-        <w:t xml:space="preserve"> </w:t>
-      </w:r>
-      <w:r>
-        <w:rPr>
-          <w:rStyle w:val="VerbatimChar"/>
-        </w:rPr>
-        <w:t xml:space="preserve">[рек.: ~5 сиг/сут ~10 лет ≈ 2,5 пачка-лет]</w:t>
-      </w:r>
-      <w:r>
-        <w:t xml:space="preserve">; алкоголь умеренно</w:t>
-      </w:r>
-      <w:r>
-        <w:t xml:space="preserve"> </w:t>
-      </w:r>
-      <w:r>
-        <w:rPr>
-          <w:rStyle w:val="VerbatimChar"/>
-        </w:rPr>
-        <w:t xml:space="preserve">[рек.]</w:t>
-      </w:r>
-      <w:r>
-        <w:t xml:space="preserve">.</w:t>
+        <w:t xml:space="preserve">бухгалтер, работа сидячая; не курит; алкоголь умеренно.</w:t>
       </w:r>
     </w:p>
     <w:p>
@@ -448,31 +343,7 @@
         <w:t xml:space="preserve"> </w:t>
       </w:r>
       <w:r>
-        <w:t xml:space="preserve">СД2; избыточная масса тела (ИМТ 26,5); курение.</w:t>
-      </w:r>
-    </w:p>
-    <w:p>
-      <w:pPr>
-        <w:pStyle w:val="BodyText"/>
-      </w:pPr>
-      <w:r>
-        <w:rPr>
-          <w:bCs/>
-          <w:b/>
-        </w:rPr>
-        <w:t xml:space="preserve">НАСЛЕДСТВЕННОСТЬ:</w:t>
-      </w:r>
-      <w:r>
-        <w:t xml:space="preserve"> </w:t>
-      </w:r>
-      <w:r>
-        <w:rPr>
-          <w:rStyle w:val="VerbatimChar"/>
-        </w:rPr>
-        <w:t xml:space="preserve">[рек.]</w:t>
-      </w:r>
-      <w:r>
-        <w:t xml:space="preserve">.</w:t>
+        <w:t xml:space="preserve">возраст ≥55 лет (мужчины); сахарный диабет 2 типа; избыточная масса тела (ИМТ 26,5); малоподвижный образ жизни.</w:t>
       </w:r>
     </w:p>
     <w:p>
@@ -525,31 +396,7 @@
         <w:t xml:space="preserve"> </w:t>
       </w:r>
       <w:r>
-        <w:t xml:space="preserve">- Тоны сердца ясные</w:t>
-      </w:r>
-      <w:r>
-        <w:t xml:space="preserve"> </w:t>
-      </w:r>
-      <w:r>
-        <w:rPr>
-          <w:rStyle w:val="VerbatimChar"/>
-        </w:rPr>
-        <w:t xml:space="preserve">[рек.]</w:t>
-      </w:r>
-      <w:r>
-        <w:t xml:space="preserve">; дыхание везикулярное; отёков нет</w:t>
-      </w:r>
-      <w:r>
-        <w:t xml:space="preserve"> </w:t>
-      </w:r>
-      <w:r>
-        <w:rPr>
-          <w:rStyle w:val="VerbatimChar"/>
-        </w:rPr>
-        <w:t xml:space="preserve">[рек.]</w:t>
-      </w:r>
-      <w:r>
-        <w:t xml:space="preserve">.</w:t>
+        <w:t xml:space="preserve">- Тоны сердца ясные; дыхание везикулярное, хрипов нет; отёков нет.</w:t>
       </w:r>
     </w:p>
     <w:p>
@@ -671,31 +518,7 @@
         <w:t xml:space="preserve"> </w:t>
       </w:r>
       <w:r>
-        <w:t xml:space="preserve">&gt; ХСН с сохранённой ФВ ЛЖ (HFA-PEFF 5 баллов), стадия</w:t>
-      </w:r>
-      <w:r>
-        <w:t xml:space="preserve"> </w:t>
-      </w:r>
-      <w:r>
-        <w:rPr>
-          <w:rStyle w:val="VerbatimChar"/>
-        </w:rPr>
-        <w:t xml:space="preserve">[рек.: I]</w:t>
-      </w:r>
-      <w:r>
-        <w:t xml:space="preserve">, ФК</w:t>
-      </w:r>
-      <w:r>
-        <w:t xml:space="preserve"> </w:t>
-      </w:r>
-      <w:r>
-        <w:rPr>
-          <w:rStyle w:val="VerbatimChar"/>
-        </w:rPr>
-        <w:t xml:space="preserve">[рек.: II]</w:t>
-      </w:r>
-      <w:r>
-        <w:t xml:space="preserve">.</w:t>
+        <w:t xml:space="preserve">&gt; ХСН с сохранённой ФВ ЛЖ (HFA-PEFF 5 баллов), стадия I, ФК II по NYHA.</w:t>
       </w:r>
       <w:r>
         <w:t xml:space="preserve"> </w:t>
